--- a/materials/labs/out/IDB201_Lab3.docx
+++ b/materials/labs/out/IDB201_Lab3.docx
@@ -1532,7 +1532,22 @@
               <w:spacing w:after="40"/>
             </w:pPr>
             <w:r>
-              <w:t xml:space="preserve">−0.3 per missing rule; −0.5 if no transaction/rollback</w:t>
+              <w:rPr>
+                <w:rFonts w:ascii="Cambria Math" w:cs="Cambria Math" w:eastAsia="Cambria Math" w:hAnsi="Cambria Math"/>
+              </w:rPr>
+              <w:t xml:space="preserve">−</w:t>
+            </w:r>
+            <w:r>
+              <w:t xml:space="preserve">0.3 per missing rule; </w:t>
+            </w:r>
+            <w:r>
+              <w:rPr>
+                <w:rFonts w:ascii="Cambria Math" w:cs="Cambria Math" w:eastAsia="Cambria Math" w:hAnsi="Cambria Math"/>
+              </w:rPr>
+              <w:t xml:space="preserve">−</w:t>
+            </w:r>
+            <w:r>
+              <w:t xml:space="preserve">0.5 if no transaction/rollback</w:t>
             </w:r>
           </w:p>
         </w:tc>
@@ -2707,7 +2722,34 @@
         <w:spacing w:after="60"/>
       </w:pPr>
       <w:r>
-        <w:t xml:space="preserve">2.2 test: the Physics raise records I3001 (95,000 → 99,750) and I3002 (83,000 → 87,150); setting I9000's salary records null → 50,000.</w:t>
+        <w:t xml:space="preserve">2.2 test: the Physics raise records I3001 (95,000 </w:t>
+      </w:r>
+      <w:r>
+        <w:rPr>
+          <w:rFonts w:ascii="Cambria Math" w:cs="Cambria Math" w:eastAsia="Cambria Math" w:hAnsi="Cambria Math"/>
+        </w:rPr>
+        <w:t xml:space="preserve">→</w:t>
+      </w:r>
+      <w:r>
+        <w:t xml:space="preserve"> 99,750) and I3002 (83,000 </w:t>
+      </w:r>
+      <w:r>
+        <w:rPr>
+          <w:rFonts w:ascii="Cambria Math" w:cs="Cambria Math" w:eastAsia="Cambria Math" w:hAnsi="Cambria Math"/>
+        </w:rPr>
+        <w:t xml:space="preserve">→</w:t>
+      </w:r>
+      <w:r>
+        <w:t xml:space="preserve"> 87,150); setting I9000's salary records null </w:t>
+      </w:r>
+      <w:r>
+        <w:rPr>
+          <w:rFonts w:ascii="Cambria Math" w:cs="Cambria Math" w:eastAsia="Cambria Math" w:hAnsi="Cambria Math"/>
+        </w:rPr>
+        <w:t xml:space="preserve">→</w:t>
+      </w:r>
+      <w:r>
+        <w:t xml:space="preserve"> 50,000.</w:t>
       </w:r>
     </w:p>
     <w:p>
